--- a/example_articles/states/Wisconsin/4.states_Wisconsin_Other_publisher.docx
+++ b/example_articles/states/Wisconsin/4.states_Wisconsin_Other_publisher.docx
@@ -27,17 +27,17 @@
     </w:p>
     <w:p>
       <w:r>
-        <w:t>Source File: Other publishers/Files (500) (23).DOCX</w:t>
+        <w:t>Source file: Other publishers/Files (500) (23).DOCX</w:t>
       </w:r>
     </w:p>
     <w:p>
       <w:r>
-        <w:t>Raw locations result: ['Wisconsin']</w:t>
+        <w:t>Raw locations result, 'locations': ['Wisconsin']</w:t>
       </w:r>
     </w:p>
     <w:p>
       <w:r>
-        <w:t>states_stand_flat (Standardized): Wisconsin</w:t>
+        <w:t>Standardized locations result, 'states_stand_flat': Wisconsin</w:t>
       </w:r>
     </w:p>
     <w:p>

--- a/example_articles/states/Wisconsin/4.states_Wisconsin_Other_publisher.docx
+++ b/example_articles/states/Wisconsin/4.states_Wisconsin_Other_publisher.docx
@@ -7,7 +7,9 @@
         <w:pStyle w:val="Heading1"/>
       </w:pPr>
       <w:r>
-        <w:t>LIFE DEATH IN 'LITTLE HELL' // Boy's slaying spurs another effort to help</w:t>
+        <w:t>Changes for the better // 'Dinosaurs' tries to woo adults;</w:t>
+        <w:br/>
+        <w:t>'Knots' goes retro</w:t>
       </w:r>
     </w:p>
     <w:p>
@@ -17,17 +19,17 @@
     </w:p>
     <w:p>
       <w:r>
-        <w:t>Date: 1992-10-21</w:t>
+        <w:t>Date: 1992-01-07</w:t>
       </w:r>
     </w:p>
     <w:p>
       <w:r>
-        <w:t>Section: NEWS; Pg. 1A; Cover Story</w:t>
+        <w:t>Section: LIFE; Television; Pg. 3D; Television</w:t>
       </w:r>
     </w:p>
     <w:p>
       <w:r>
-        <w:t>Source file: Other publishers/Files (500) (23).DOCX</w:t>
+        <w:t>Source file: Other publishers/Files (500) (21).DOCX</w:t>
       </w:r>
     </w:p>
     <w:p>
@@ -49,157 +51,39 @@
     </w:p>
     <w:p>
       <w:r>
-        <w:t>Violence is claiming the lives of the children of Cabrini- Green.</w:t>
+        <w:t>Not to be confused with any gulf war retrospectives, ABC's Dinosaurs is going to war -- in a sharp-toothed two-parter now in production. The stakes are high, as producers toy with political satire in hopes of broadening the audience beyond loyal kiddies.</w:t>
         <w:br/>
-        <w:t>Seven-year-old Dantrell Davis was the latest victim, felled last week by a sniper as he walked to school from what is arguably the nation's most- notorious public housing project.</w:t>
+        <w:t>Executive producer Michael Jacobs admits he's ''extremely worried'' that Dinosaurs, which anchors ABC on Wednesdays, hasn't chipped away at Unsolved Mysteries' large adult following. This war allegory, an anti-drug episode set for February, and a recent satire on sexual-harassment hearings are ''prime examples'' of Jacobs' efforts to woo adults.</w:t>
         <w:br/>
-        <w:t>Cabrini-Green. In Chicago, no name invokes a grimmer image of urban blight, violence and poverty than this 70-acre, 7,000-person ''city'' of isolation and dead-end despair.</w:t>
+        <w:t>Those dismissing Dinosaurs as Muppet-y fluff should look again. While never as freewheeling and hilarious as The Simpsons, it gets off plenty of zingers, especially when it takes aim at TV.</w:t>
         <w:br/>
-        <w:t>Cabrini-Green. Three dead children in eight months, a rubble-strewn, graffiti-covered war zone just blocks from some of the richest downtown real estate in the USA.</w:t>
+        <w:t>In the war episodes, presented as a mock-epic miniseries starring Earl ''Pug'' Sinclair, two-legged and four-legged dinosaurs square off in the first-ever WAR (''We Are Right'') over pistachio nuts. The conflict unfolds on government-lapdog DNN (Dinosaur Network News), with its choreographed press briefings and commercial pitches for officially approved war products.</w:t>
         <w:br/>
-        <w:t>Tuesday, Mayor Richard M. Daley did the local equivalent of sending in the Marines, directing a massive and controversial search for the weapons and drugs that have made life here live up to its one-time name: ''Little Hell.''</w:t>
+        <w:t>The drug episode, which finds teen-ager Robbie discovering a plant that makes you happy, ends with Robbie stepping out of character to pitch a moral, only to be told by a co-star that the episode ''got a little preachy toward the end.''</w:t>
         <w:br/>
-        <w:t>But the question remains: Can anything, can anyone, fix Cabrini-Green?</w:t>
+        <w:t>While the show could still be sharper in execution, it's aiming high enough, and mostly succeeding, to make most of ABC's other sitcoms look like … well … dinosaurs.</w:t>
         <w:br/>
-        <w:t>And the question resonates nationwide - in Philadelphia, Detroit and Kansas City - where 3.8 million people live in public housing, many of them in high-rises like those at Cabrini-Green, poor stacked on top of poor.</w:t>
+        <w:t xml:space="preserve"> KNOTTY, KNOTTY: Fans have been wondering how Knots Landing will pull off a creative rebound after a dismal first half of the season, which prompted the soap to shut down for retooling.</w:t>
         <w:br/>
-        <w:t>For decades, people have been trying to do something about Cabrini-Green. But the efforts, and their symbolism, weren't a blip upon the nation's consciousness until 1981, when former mayor Jane Byrne moved to Cabrini-Green for three weeks to dramatize her concern about the complex's terrible living conditions.</w:t>
+        <w:t>The answer: Bring the major characters back into focus and conflict, weeding out the boring newcomers.</w:t>
         <w:br/>
-        <w:t>In the end, despite periodic crackdowns and publicity, little has changed - and many say Daley's actions are in vain.</w:t>
+        <w:t>The kickiest new plotline will find Sumner (William Devane) and Anne (Michelle Phillips) in each other's arms, an affair destined to drive Paige (Nicolette Sheridan) up the wall. Paige, you see, is Sumner's ex-lover, Anne's daughter, and she'll go to work for him again since he sabotaged her new business.</w:t>
         <w:br/>
-        <w:t>''Hell no, this ain't going to work,'' says resident Enna Williams, 42, whose son is hiding from gang members who threatened to kill him. ''The gangs are too strong.''</w:t>
+        <w:t>Sumner also gets an unlikely adversary in Val (Joan Van Ark), who moves back to the cul-de-sac with Gary (Ted Shackelford) after he loses his ranch. Shades of Kitty Kelley when Val is hired to write a tell-all Sumner bio.</w:t>
         <w:br/>
-        <w:t>''It's the same thing as when Jane Byrne moved into Cabrini-Green,'' sighs city council offical John Reyes. ''Crime went down, but the minute she moved out, crime went up.''</w:t>
+        <w:t>And when Paige's life is threatened, the crisis brings her parents - Anne and family-man Mack (Kevin Dobson) - close together again. Watch out, Karen (Michele Lee).</w:t>
         <w:br/>
-        <w:t>Even people outside the city don't have much faith.</w:t>
+        <w:t>These moves should sound promising to those who appreciate Knots as a great escape and were upset at its sudden plunge in amusement.</w:t>
         <w:br/>
-        <w:t>''I had no sense, viscerally or visually, how bad it was,'' says New York City Housing Authority chief Sally Hernandez Pinero, who recently visited here. ''We had to leave at four (o'clock) before the gangs began shooting.''</w:t>
+        <w:t>REVIEWS IN BRIEF: Both Sides With Jesse Jackson (##) arrived Saturday night on CNN, with a debate on the recession that sounded an awful lot like every other TV platform for finger-pointing rhetoric. Jackson made a herky-jerky, and sometimes unfathomable, host.</w:t>
         <w:br/>
-        <w:t>Now, the earth settles on Dantrell Davis' new grave and police, once again, fan out across Cabrini-Green's lawns.</w:t>
-        <w:br/>
-        <w:t>Tuesday, as weary, skeptical residents watched from windows, the complex reverberated with generators, circular saws, hammers and welding equipment as workers sealed four nearly vacant buildings.</w:t>
-        <w:br/>
-        <w:t>One of them was where Anthony Garrett, a reputed gang leader who told police he was out for revenge against a group of teen-agers, is accused of perching as he aimed his rifle in Davis' path.</w:t>
-        <w:br/>
-        <w:t>Police also plan to:</w:t>
-        <w:br/>
-        <w:t>- Shut first-floor apartments and move their occupants to new locations. Tuesday, yellow-hatted workers sealed doors with cement blocks, welded new steel gratings on entrances and moved furniture from vacated apartments.</w:t>
-        <w:br/>
-        <w:t>- Require tenant identification cards for entry.</w:t>
-        <w:br/>
-        <w:t>- Limit access through floor-to-ceiling turnstiles at building exits and place metal detectors at entrances - though no money is available for those yet.</w:t>
-        <w:br/>
-        <w:t>- Hire armed guards.</w:t>
-        <w:br/>
-        <w:t>''I think this program will work,'' says Marnetta Young, 28. ''The gangs are scared already.''</w:t>
-        <w:br/>
-        <w:t>''We're living in a police state. We're getting punished for what other people do,'' complains Rochelle Williams, 20, who walks by with her son, Xavier, 1. ''But as long as it helps, I'll put up with it.''</w:t>
-        <w:br/>
-        <w:t>She may have to.</w:t>
-        <w:br/>
-        <w:t>Even as local newspapers demand action and community halls fill with angry residents calling for change, public housing remains low on the nation's political agenda.</w:t>
-        <w:br/>
-        <w:t>''You don't hear public housing addressed in the presidential debates,'' says Victor DeLuca, chairman of the Newark (N.J.) Coalition for Low-Income Housing. ''No one cares about people (there), so anything goes.''</w:t>
-        <w:br/>
-        <w:t>After World War II and until the '60s, public housing was built in record numbers.</w:t>
-        <w:br/>
-        <w:t>The goal was to build integrated, mixed-income developments where residents paid according to their income.</w:t>
-        <w:br/>
-        <w:t>High-rise buildings were popular in big cities, where land near downtown was expensive and architects wanted open green space for recreation.</w:t>
-        <w:br/>
-        <w:t>It proved a tragic choice.</w:t>
-        <w:br/>
-        <w:t>Parents can't keep an eye on their kids from 22 stories up.</w:t>
-        <w:br/>
-        <w:t>Elevators, stairwells, dark hallways and lobby corners prove ideal hiding places for criminals and drug dealers.</w:t>
-        <w:br/>
-        <w:t>Gangs regularly take over vacant apartments.</w:t>
-        <w:br/>
-        <w:t>Here, living in the high-rises proved to be so bad that the project is divided by class:</w:t>
-        <w:br/>
-        <w:t>- Residents in the heavily boarded-up high rise units are at the bottom of the project's pecking order.</w:t>
-        <w:br/>
-        <w:t>- Higher up are those who live in more recently built garden apartments.</w:t>
-        <w:br/>
-        <w:t>- Those considered well-off live in townhouses.</w:t>
-        <w:br/>
-        <w:t>''We have got to change the fundamental flaw that stacks poor people on top of poor people,'' says Chicago Housing Authority head Vincent Lane.</w:t>
-        <w:br/>
-        <w:t>High-rise construction alone is not to blame for the problems that haunt the nation's public housing:</w:t>
-        <w:br/>
-        <w:t>- Federal and local funding to public housing withered as the Reagan and Bush administrations favored voucher subsidies to private renters over those in publicly owned units. Aging structures deteriorated and few new ones were built.</w:t>
-        <w:br/>
-        <w:t>- Income guidelines were tightened and the projects increasingly became home to the poorest of the poor.</w:t>
-        <w:br/>
-        <w:t>- Mismanagement by local officials led to neglect of maintenance, security and other services. In addition to Chicago's, the U.S. Department of Housing and Urban Development has taken over 41 other housing authorities, including those in Detroit, Philadelphia, Kansas City and Washington.</w:t>
-        <w:br/>
-        <w:t>''Too many times (public housing) is used as a political football by local leadership,'' says HUD Assistant Secretary Joseph Shiff.</w:t>
-        <w:br/>
-        <w:t>But not all public housing residents are victims.</w:t>
-        <w:br/>
-        <w:t>Residents in New York's 156,000 public housing units - the most of any city - enjoy a lower crime rate than surrounding neighborhoods and the city as a whole.</w:t>
-        <w:br/>
-        <w:t>Tenant patrols, a separate 2,500-member housing police force, a balanced ethnic mix, and a stable core of working-class residents - long gone in most other cities' projects - share the credit, observers say.</w:t>
-        <w:br/>
-        <w:t>In addition, the city has a task force of housing police that help remove drug dealers and eliminate conditions that let crime fester: bad lighting, broken locks and grafitti.</w:t>
-        <w:br/>
-        <w:t>Housing officials here are trying to learn from New York.</w:t>
-        <w:br/>
-        <w:t>Here at Lake Parc Place, a high-rise development on Chicago's south side, half of the 282 units are reserved for working-class families.</w:t>
-        <w:br/>
-        <w:t>The idea: ''You're reintroducing a healthy mix of people, some working, some not. You have role models again, instead of generation after generation of people living on public aid,'' says Chicago Housing Authority spokesman Andre Gardner.</w:t>
-        <w:br/>
-        <w:t>''When folks see a different way, they pick up on that and live a different lifestyle.''</w:t>
-        <w:br/>
-        <w:t>It's a lifestyle few even hope to achieve at Cabrini-Green.</w:t>
-        <w:br/>
-        <w:t>''At about 10 o'clock every night they start shooting from one end to the other,'' says Cabrini-Green resident Yvette Johnson. ''It's not like they're shooting at anybody, it's like it's target practice. It's too much. It's a sad tragedy.''</w:t>
-        <w:br/>
-        <w:t xml:space="preserve"> </w:t>
-        <w:br/>
-        <w:t xml:space="preserve"> Contributing: Bruce Frankel in New York and Jessica Lee</w:t>
-        <w:br/>
-        <w:t xml:space="preserve"> Crackdown at Cabrini-Green</w:t>
-        <w:br/>
-        <w:t xml:space="preserve"> Six people have been killed at the Cabrini-Green housing project in Chicago this year, including a 7-year-old boy who was shot by a sniper last week on his way to school. Mayor Richard Daley has ordered new security measures in the 83-building complex:</w:t>
-        <w:br/>
-        <w:t xml:space="preserve"> Part of Daley's plan</w:t>
-        <w:br/>
-        <w:t>- Close four low-occupancy, high-rise addresses that attract gangs.</w:t>
-        <w:br/>
-        <w:t>- Seal first-floor apartments at high-rise buildings and relocate residents to restrict the flow of intruders, weapons and drugs.</w:t>
-        <w:br/>
-        <w:t>- Armed security guards and police officers would stand watch around the clock.</w:t>
-        <w:br/>
-        <w:t>- Metal detectors and turnstiles would further restrict access.</w:t>
-        <w:br/>
-        <w:t xml:space="preserve"> Cabrini-Green facts</w:t>
-        <w:br/>
-        <w:t>- Buildings:</w:t>
-        <w:br/>
-        <w:t>High rise 23</w:t>
-        <w:br/>
-        <w:t>Low rise 60</w:t>
-        <w:br/>
-        <w:t>- Population: 6,991</w:t>
-        <w:br/>
-        <w:t>- Racial makeup: 99.9% black</w:t>
-        <w:br/>
-        <w:t>- Age breakdown: 56% of current residents are under 20</w:t>
-        <w:br/>
-        <w:t>- Name: Development named after Mother Frances Cabrini, the first American- born saint, and former labor leader William Green.</w:t>
-        <w:br/>
-        <w:t xml:space="preserve"> Cabrini-Green crime</w:t>
-        <w:br/>
-        <w:t>Monthly rate per</w:t>
-        <w:br/>
-        <w:t>1 - First six months</w:t>
+        <w:t>You'll find a more pertinent discussion of the issue Wednesday night on Bill Moyers' Minimum Wages (###, PBS, 9 EST/PST, times may vary). Moyers uses Milwaukee as a bleak microcosm for a ''silent depression: '' the plight of working-class folks who, even when they do find a job, discover their incomes are so severely downsized they still can't make ends meet.</w:t>
         <w:br/>
         <w:br/>
         <w:t>Notes</w:t>
         <w:br/>
         <w:br/>
-        <w:t>CHICAGO'S PROJECTS; VIOLENCE IN OUR CITIES; See info box at end of text</w:t>
+        <w:t>NEWS &amp; VIEWS</w:t>
         <w:br/>
         <w:br/>
         <w:t>Graphic</w:t>
@@ -207,11 +91,11 @@
         <w:br/>
         <w:t xml:space="preserve"> </w:t>
         <w:br/>
-        <w:t>GRAPHIC; b/w, Bob Laird, USA TODAY, Sources: Chicago Housing Authority, Department of Housing and Urban Development, USA TODAY research. (Diagram; Chart); PHOTO; color, Robert Davis, Sun-Times via AP; PHOTO; b/w, Ralf-Finn Hestoft/SABA</w:t>
+        <w:t>PHOTO; b/w</w:t>
         <w:br/>
         <w:t xml:space="preserve"> </w:t>
         <w:br/>
-        <w:t>CUTLINE: POOR CONDITIONS: Betty Minor climbs through a hole in the wall of a Cabrini-Green apartment. CUTLINE: 'GANGS ARE SCARED': Cabrini-Green resident Marnetta Young thinks the cleanup is working. 'The gangs are scared already.'</w:t>
+        <w:t>CUTLINE: 'DINOSAURS': Earl Sinclair stars in a mock-epic-themed miniseries.</w:t>
       </w:r>
     </w:p>
     <w:sectPr>

--- a/example_articles/states/Wisconsin/4.states_Wisconsin_Other_publisher.docx
+++ b/example_articles/states/Wisconsin/4.states_Wisconsin_Other_publisher.docx
@@ -7,9 +7,7 @@
         <w:pStyle w:val="Heading1"/>
       </w:pPr>
       <w:r>
-        <w:t>Changes for the better // 'Dinosaurs' tries to woo adults;</w:t>
-        <w:br/>
-        <w:t>'Knots' goes retro</w:t>
+        <w:t>Obama, Clinton face test in Wis.; The Illinois senator has taken a confident tone. His New York counterpart is looking for a comeback win.</w:t>
       </w:r>
     </w:p>
     <w:p>
@@ -19,17 +17,17 @@
     </w:p>
     <w:p>
       <w:r>
-        <w:t>Date: 1992-01-07</w:t>
+        <w:t>Date: 2008-02-17</w:t>
       </w:r>
     </w:p>
     <w:p>
       <w:r>
-        <w:t>Section: LIFE; Television; Pg. 3D; Television</w:t>
+        <w:t>Section: NATIONAL; P-com News for PC Home Page; Pg. A01</w:t>
       </w:r>
     </w:p>
     <w:p>
       <w:r>
-        <w:t>Source file: Other publishers/Files (500) (21).DOCX</w:t>
+        <w:t>Source file: Other publishers/Files (500) (24).DOCX</w:t>
       </w:r>
     </w:p>
     <w:p>
@@ -51,39 +49,75 @@
     </w:p>
     <w:p>
       <w:r>
-        <w:t>Not to be confused with any gulf war retrospectives, ABC's Dinosaurs is going to war -- in a sharp-toothed two-parter now in production. The stakes are high, as producers toy with political satire in hopes of broadening the audience beyond loyal kiddies.</w:t>
+        <w:t xml:space="preserve">MILWAUKEE - The Barack Obama who has been campaigning here in advance of the Wisconsin presidential primary sounds pretty confident. </w:t>
         <w:br/>
-        <w:t>Executive producer Michael Jacobs admits he's ''extremely worried'' that Dinosaurs, which anchors ABC on Wednesdays, hasn't chipped away at Unsolved Mysteries' large adult following. This war allegory, an anti-drug episode set for February, and a recent satire on sexual-harassment hearings are ''prime examples'' of Jacobs' efforts to woo adults.</w:t>
+        <w:t xml:space="preserve">At a rally in nearby Waukesha the other day, he looked ahead to the general election and talked of trying to win by a margin sufficient to claim a "mandate." </w:t>
         <w:br/>
-        <w:t>Those dismissing Dinosaurs as Muppet-y fluff should look again. While never as freewheeling and hilarious as The Simpsons, it gets off plenty of zingers, especially when it takes aim at TV.</w:t>
+        <w:t xml:space="preserve">He mentioned criticism he'd received from Republican John McCain, noting: "It's clear that he knows who his opponent is going to be." </w:t>
         <w:br/>
-        <w:t>In the war episodes, presented as a mock-epic miniseries starring Earl ''Pug'' Sinclair, two-legged and four-legged dinosaurs square off in the first-ever WAR (''We Are Right'') over pistachio nuts. The conflict unfolds on government-lapdog DNN (Dinosaur Network News), with its choreographed press briefings and commercial pitches for officially approved war products.</w:t>
+        <w:t xml:space="preserve">But those in the Obama camp know that Wisconsin, where 74 pledged delegates are at stake on Tuesday, is not shaping up like any of the states where their man has routed Hillary Rodham Clinton in recent weeks. </w:t>
         <w:br/>
-        <w:t>The drug episode, which finds teen-ager Robbie discovering a plant that makes you happy, ends with Robbie stepping out of character to pitch a moral, only to be told by a co-star that the episode ''got a little preachy toward the end.''</w:t>
+        <w:t xml:space="preserve">This state figures to be the most competitive test since Super Tuesday. It has lots of the white, blue-collar workers who have been loyal to Clinton and whom Obama is targeting more than ever. Late polls give him only four- and five-percentage-point leads in Wisconsin, the last primary before Ohio and Texas vote on March 4. </w:t>
         <w:br/>
-        <w:t>While the show could still be sharper in execution, it's aiming high enough, and mostly succeeding, to make most of ABC's other sitcoms look like … well … dinosaurs.</w:t>
+        <w:t xml:space="preserve">In fact, Clinton's supporters are holding out hope that it might also become another New Hampshire - a place where Democratic voters, hearing of Obama's seeming inevitability, decide to rein him back in. </w:t>
         <w:br/>
-        <w:t xml:space="preserve"> KNOTTY, KNOTTY: Fans have been wondering how Knots Landing will pull off a creative rebound after a dismal first half of the season, which prompted the soap to shut down for retooling.</w:t>
+        <w:t xml:space="preserve">Clinton, who arrived in Wisconsin yesterday, appears to have drawn blood by attacking her opponent in two television commercials over his refusal to agree to debate her in Milwaukee. </w:t>
         <w:br/>
-        <w:t>The answer: Bring the major characters back into focus and conflict, weeding out the boring newcomers.</w:t>
+        <w:t xml:space="preserve">"Maybe he doesn't want to debate because he thinks he's already won," the New York senator told reporters. </w:t>
         <w:br/>
-        <w:t>The kickiest new plotline will find Sumner (William Devane) and Anne (Michelle Phillips) in each other's arms, an affair destined to drive Paige (Nicolette Sheridan) up the wall. Paige, you see, is Sumner's ex-lover, Anne's daughter, and she'll go to work for him again since he sabotaged her new business.</w:t>
+        <w:t xml:space="preserve">And he hasn't been afraid to respond to her attacks. </w:t>
         <w:br/>
-        <w:t>Sumner also gets an unlikely adversary in Val (Joan Van Ark), who moves back to the cul-de-sac with Gary (Ted Shackelford) after he loses his ranch. Shades of Kitty Kelley when Val is hired to write a tell-all Sumner bio.</w:t>
+        <w:t xml:space="preserve">"I understand that Sen. Clinton periodically, when she's feeling down, launches attacks as a way to try to boost her appeal," he said Friday. "But this kind of gamesmanship is not what the American people are looking for." </w:t>
         <w:br/>
-        <w:t>And when Paige's life is threatened, the crisis brings her parents - Anne and family-man Mack (Kevin Dobson) - close together again. Watch out, Karen (Michele Lee).</w:t>
+        <w:t xml:space="preserve">At first glance, this should be a good state for Obama, who has devoted far more time to it than his opponent. </w:t>
         <w:br/>
-        <w:t>These moves should sound promising to those who appreciate Knots as a great escape and were upset at its sudden plunge in amusement.</w:t>
+        <w:t xml:space="preserve">Wisconsin runs an open primary, meaning that anyone can vote in it, Democrat, Republican or independent. Obama has tended to thrive in such events. </w:t>
         <w:br/>
-        <w:t>REVIEWS IN BRIEF: Both Sides With Jesse Jackson (##) arrived Saturday night on CNN, with a debate on the recession that sounded an awful lot like every other TV platform for finger-pointing rhetoric. Jackson made a herky-jerky, and sometimes unfathomable, host.</w:t>
+        <w:t xml:space="preserve">The state, known for its progressive tradition, is a lot like its neighbors - Illinois, Iowa and Minnesota - all of which have backed Obama in their primaries and caucuses. And the popular Democratic governor, Jim Doyle, is in his camp. </w:t>
         <w:br/>
-        <w:t>You'll find a more pertinent discussion of the issue Wednesday night on Bill Moyers' Minimum Wages (###, PBS, 9 EST/PST, times may vary). Moyers uses Milwaukee as a bleak microcosm for a ''silent depression: '' the plight of working-class folks who, even when they do find a job, discover their incomes are so severely downsized they still can't make ends meet.</w:t>
+        <w:t xml:space="preserve">But there aren't a lot of blacks here, and Obama must do better with blue-collar workers if he is to win Wisconsin, Ohio and Pennsylvania. </w:t>
         <w:br/>
+        <w:t xml:space="preserve">"I think a lot of it has to do with familiarity. As blue-collar workers become more familiar with Sen. Obama, the more they like him," said David Axelrod, Obama's chief strategist. "Lower-income workers have to deal with significant struggles in their daily lives. They don't have the time to watch CNN or MSNBC." </w:t>
         <w:br/>
-        <w:t>Notes</w:t>
+        <w:t xml:space="preserve">To reach them, the Obama campaign has run television commercials talking about what the Illinois senator would do to keep manufacturing jobs in America and to expand the availability of health insurance. </w:t>
         <w:br/>
+        <w:t xml:space="preserve">In addition, Obama spent his first morning in Wisconsin last week touring a General Motors assembly plant in Janesville, where the workforce has been trimmed from 4,000 to 2,500 during the last six years; where the assembly line for full-size SUVs has been slowed from 52 vehicles per hour to 44; and where 400 more workers are to be bought out in the months to come.  </w:t>
         <w:br/>
-        <w:t>NEWS &amp; VIEWS</w:t>
+        <w:t xml:space="preserve">There, he spoke about his economic plans to an audience of plant workers. </w:t>
+        <w:br/>
+        <w:t xml:space="preserve">Judy McRoberts, 54, a safety representative at the plant, was impressed. "I was wavering a little, but I'm for him now," she said. "It sounds to me like he understands what those of us in the middle class are up against." </w:t>
+        <w:br/>
+        <w:t xml:space="preserve">From a historical standpoint, winning Wisconsin, which has been holding primaries since 1912, has proved to be a very good thing. Every president elected since 1964 has won his party's primary here. </w:t>
+        <w:br/>
+        <w:t xml:space="preserve">The state also matters a great deal in the general election.  </w:t>
+        <w:br/>
+        <w:t xml:space="preserve">Democrats have won it five times in a row, but their margin in 2000 and 2004 was down to a fraction of 1 percent. </w:t>
+        <w:br/>
+        <w:t xml:space="preserve">Obama wants a victory in Wisconsin for more basic reasons - to expand his delegate lead and keep building his momentum toward March 4. He'd also like to win by enough to prevent Clinton from trying to portray a close loss as the start of a comeback. </w:t>
+        <w:br/>
+        <w:t xml:space="preserve">Whatever the polls say about the nature of the race here, the Obama phenomenon has been in full flower. </w:t>
+        <w:br/>
+        <w:t xml:space="preserve">In working-class Racine, hundreds of people waited in the cold for more than two hours to see the candidate. In Oshkosh, 4,000 people filled a college gymnasium. In Milwaukee on Friday, people stood through his entire 45-minute speech, though they all had chairs. </w:t>
+        <w:br/>
+        <w:t xml:space="preserve">The Milwaukee rally also featured one of the most over-the-top warm-up acts of the season, delivered by U.S. Rep. Gwen Moore (D., Wis.). She took on the persona of a ring announcer for some sort of gladiator fight. </w:t>
+        <w:br/>
+        <w:t xml:space="preserve">In one corner, she said, was Clinton, "armed with so-called experience; doing the same thing, the same way as all the dynasties of the past; armed with special-interest money; wearing the helmet of fear, the breastplate of pride." </w:t>
+        <w:br/>
+        <w:t xml:space="preserve">In the other was Obama, "armed with the experience of humble beginnings, educated in Ivy League suites, trained in legislative seats, toiling in inner-city streets, wearing the helmet of good judgment, the breastplate of hope." </w:t>
+        <w:br/>
+        <w:t xml:space="preserve">Then the candidate arrived and gave his standard speech to a rapturous reception, taking a few jabs at Clinton but talking mostly about hope and change. </w:t>
+        <w:br/>
+        <w:t xml:space="preserve">"That's what hope is, Milwaukee," he said. "That's what hope is: imagining and then fighting for and then working for what did not seem possible before."  </w:t>
+        <w:br/>
+        <w:t xml:space="preserve">When the candidate was finished, Thomas Coyne, 47, a painter, could barely contain himself. </w:t>
+        <w:br/>
+        <w:t xml:space="preserve">"I've never had anybody touch me like this," said Coyne, the words bursting from his lips. "I'm almost in tears, and they're tears of happiness." </w:t>
+        <w:br/>
+        <w:t xml:space="preserve">That will not be the reaction inside the Obama campaign on Tuesday night if the winning streak ends in Wisconsin. </w:t>
+        <w:br/>
+        <w:t>Updated primary results, delegate counts, video and more: http://go.philly.com/ campaign2008</w:t>
+        <w:br/>
+        <w:t xml:space="preserve">Contact senior writer Larry Eichel at 215-854-2415 or leichel@phillynews.com. </w:t>
         <w:br/>
         <w:br/>
         <w:t>Graphic</w:t>
@@ -91,11 +125,7 @@
         <w:br/>
         <w:t xml:space="preserve"> </w:t>
         <w:br/>
-        <w:t>PHOTO; b/w</w:t>
-        <w:br/>
-        <w:t xml:space="preserve"> </w:t>
-        <w:br/>
-        <w:t>CUTLINE: 'DINOSAURS': Earl Sinclair stars in a mock-epic-themed miniseries.</w:t>
+        <w:t>Photograph by: Feed Loader</w:t>
       </w:r>
     </w:p>
     <w:sectPr>
